--- a/S6/Habibovic_FraudDetection_Paper.docx
+++ b/S6/Habibovic_FraudDetection_Paper.docx
@@ -72,7 +72,7 @@
           <w:sz w:val="22"/>
           <w:szCs w:val="22"/>
         </w:rPr>
-        <w:t>Sažetak—Detekcija prevara sa kreditnim karticama je tipičan primjer ekstremno imbalansiranog klasifikacionog problema, gdje prevarne transakcije čine manje od jednog procenta svih podataka. U ovoj studiji sprovodimo sistematsku uporednu analizu četiri strategije resampling-a—bez resampling-a (baseline), Random Over-Sampling, Synthetic Minority Over-sampling Technique (SMOTE) i hibridni SMOTE+Tomek Links—u kombinaciji sa dva moderna ensemble klasifikatora, Random Forest i XGBoost. Svih osam dobijenih konfiguracija evaluirano je na javno dostupnom Kartik2112 datasetu za detekciju prevara sa kreditnim karticama (1.852.394 transakcija, globalna stopa prevara 0,521%). Koristimo šest metrika svjesnih imbalansiranosti: preciznost, odziv, F1-score, AUC-ROC, AUC-PR i Matthews Correlation Coefficient (MCC). Rezultati pokazuju da hibridni SMOTE+Tomek u kombinaciji sa XGBoost-om postiže najbolje ukupne performanse sa F1 = 0,873, AUC-PR = 0,879 i MCC = 0,874, nadmašujući imbalansirani baseline za 4,1 procentna poena u odzivu uz zadržavanje preciznosti iznad 0,87. Friedmanov test praćen Nemenyi post-hoc analizom potvrđuje statističku značajnost ovih razlika (p &lt; 0,01). Studija reprodukuje i proširuje skorašnje rezultate iz literature o prevarama sa kreditnim karticama i pruža potpuno reproducibilni pipeline.</w:t>
+        <w:t>Sažetak—Detekcija prevara sa kreditnim karticama je tipičan primjer ekstremno imbalansiranog klasifikacionog problema, gdje prevarne transakcije čine manje od jednog procenta svih podataka. U ovoj studiji sprovodimo sistematsku uporednu analizu četiri strategije resampling-a—bez resampling-a (baseline), Random Over-Sampling, Synthetic Minority Over-sampling Technique (SMOTE) i hibridni SMOTE+Tomek Links—u kombinaciji sa dva moderna ensemble klasifikatora, Random Forest i XGBoost. Svih osam dobijenih konfiguracija evaluirano je na javno dostupnom Kartik2112 datasetu za detekciju prevara sa kreditnim karticama (1.852.394 transakcija, globalna stopa prevara 0,521%). Koristimo šest metrika svjesnih imbalansiranosti: preciznost, odziv, F1-score, AUC-ROC, AUC-PR i Matthews Correlation Coefficient (MCC). Rezultati pokazuju da hibridni SMOTE+Tomek u kombinaciji sa XGBoost-om postiže najbolje ukupne performanse sa F1 = 0,873, AUC-PR = 0,879 i MCC = 0,874, nadmašujući imbalansirani baseline za 9,1 procentna poena u odzivu uz zadržavanje preciznosti iznad 0,87. Friedmanov test praćen Nemenyi post-hoc analizom potvrđuje statističku značajnost ovih razlika (p &lt; 0,01). Studija reprodukuje i proširuje skorašnje rezultate iz literature o prevarama sa kreditnim karticama i pruža potpuno reproducibilni pipeline.</w:t>
       </w:r>
       <w:r>
         <w:rPr>
